--- a/docs/gate1.docx
+++ b/docs/gate1.docx
@@ -336,7 +336,7 @@
     </w:p>
     <w:p>
       <w:r>
-        <w:t xml:space="preserve">Xây dựng hệ thống AI kết hợp dữ liệu truyền thống với dữ liệu thay thế được người dùng đồng ý cung cấp (hành vi số, viễn thông, hóa đơn tiện ích và mức độ tương tác). Một LLM Agent Orchestrator điều phối bốn công cụ Query, Classify, Recommend và Explain để tạo báo cáo thẩm định gồm điểm tín dụng, xác suất vỡ nợ, phân khúc rủi ro, đề xuất phê duyệt/hạn mức/lãi suất và lời giải thích dễ hiểu bằng XAI.</w:t>
+        <w:t xml:space="preserve">Xây dựng hệ thống AI kết hợp dữ liệu truyền thống với dữ liệu thay thế được người dùng đồng ý cung cấp (hành vi số, viễn thông, hóa đơn tiện ích và mức độ tương tác). Một LLM Agent Orchestrator điều phối bốn hai bước xử lý: (1) chấm điểm tín dụng từ dữ liệu thay thế và (2) tìm các đặc trưng quan trọng, sau đó dùng SHAP/LIME kết hợp LLM để tạo lời giải thích dễ hiểu, có căn cứ.</w:t>
       </w:r>
     </w:p>
     <w:p>
@@ -642,7 +642,7 @@
         </w:numPr>
       </w:pPr>
       <w:r>
-        <w:t xml:space="preserve">Đưa ra đề xuất nhất quán theo khẩu vị rủi ro của tổ chức.</w:t>
+        <w:t xml:space="preserve">Tạo điểm tín dụng nhất quán từ dữ liệu thay thế đã được người dùng đồng ý cung cấp.</w:t>
       </w:r>
     </w:p>
     <w:p>
@@ -654,7 +654,7 @@
         </w:numPr>
       </w:pPr>
       <w:r>
-        <w:t xml:space="preserve">Giải thích được từng kết quả chấm điểm và đề xuất tín dụng.</w:t>
+        <w:t xml:space="preserve">Giải thích được các yếu tố quan trọng ảnh hưởng đến từng kết quả chấm điểm.</w:t>
       </w:r>
     </w:p>
     <w:p>
@@ -828,7 +828,7 @@
               <w:spacing w:before="0" w:after="60"/>
             </w:pPr>
             <w:r>
-              <w:t xml:space="preserve">Business Rule Engine cấu hình được</w:t>
+              <w:t xml:space="preserve">Báo cáo giải thích dựa trên SHAP/LIME và LLM</w:t>
             </w:r>
           </w:p>
         </w:tc>
@@ -1486,7 +1486,7 @@
               <w:spacing w:before="0" w:after="60"/>
             </w:pPr>
             <w:r>
-              <w:t xml:space="preserve">Automated Decision</w:t>
+              <w:t xml:space="preserve">Feature Importance</w:t>
             </w:r>
           </w:p>
         </w:tc>
@@ -1516,7 +1516,7 @@
               <w:spacing w:before="0" w:after="60"/>
             </w:pPr>
             <w:r>
-              <w:t xml:space="preserve">Ánh xạ score + thu nhập + policy thành approve/reject, hạn mức và lãi suất</w:t>
+              <w:t xml:space="preserve">Tính SHAP/LIME hoặc phương pháp tương đương để tìm các đặc trưng ảnh hưởng chính</w:t>
             </w:r>
           </w:p>
         </w:tc>
@@ -1546,7 +1546,7 @@
               <w:spacing w:before="0" w:after="60"/>
             </w:pPr>
             <w:r>
-              <w:t xml:space="preserve">XAI Explanation</w:t>
+              <w:t xml:space="preserve">LLM Explanation</w:t>
             </w:r>
           </w:p>
         </w:tc>
@@ -1574,7 +1574,7 @@
               <w:spacing w:before="0" w:after="60"/>
             </w:pPr>
             <w:r>
-              <w:t xml:space="preserve">Hiển thị top yếu tố ảnh hưởng và lời giải thích phi kỹ thuật</w:t>
+              <w:t xml:space="preserve">LLM chuyển feature importance và score thành lời giải thích phi kỹ thuật; không tự bịa dữ liệu</w:t>
             </w:r>
           </w:p>
         </w:tc>
@@ -1606,7 +1606,7 @@
               <w:spacing w:before="0" w:after="60"/>
             </w:pPr>
             <w:r>
-              <w:t xml:space="preserve">Báo cáo thẩm định</w:t>
+              <w:t xml:space="preserve">Báo cáo kết quả</w:t>
             </w:r>
           </w:p>
         </w:tc>
@@ -1636,7 +1636,7 @@
               <w:spacing w:before="0" w:after="60"/>
             </w:pPr>
             <w:r>
-              <w:t xml:space="preserve">Underwriter xem được đầu vào, kết quả, lý do và timestamp trong một màn hình</w:t>
+              <w:t xml:space="preserve">Hiển thị đầu vào, credit score, top features, giải thích và timestamp trong một màn hình</w:t>
             </w:r>
           </w:p>
         </w:tc>
@@ -1694,7 +1694,7 @@
               <w:spacing w:before="0" w:after="60"/>
             </w:pPr>
             <w:r>
-              <w:t xml:space="preserve">Cho phép Underwriter xác nhận hoặc chuyển hồ sơ cần xem xét thủ công</w:t>
+              <w:t xml:space="preserve">Cho phép người dùng xem lại kết quả và yêu cầu đánh giá thủ công khi confidence thấp</w:t>
             </w:r>
           </w:p>
         </w:tc>
@@ -1756,7 +1756,7 @@
               <w:spacing w:before="0" w:after="60"/>
             </w:pPr>
             <w:r>
-              <w:t xml:space="preserve">Lưu request ID, model/rule version, kết quả và người thao tác</w:t>
+              <w:t xml:space="preserve">Lưu request ID, model version, kết quả, features và người thao tác</w:t>
             </w:r>
           </w:p>
         </w:tc>
@@ -1803,7 +1803,7 @@
         </w:numPr>
       </w:pPr>
       <w:r>
-        <w:t xml:space="preserve">Là Underwriter, tôi muốn nhận báo cáo tổng hợp để ra quyết định nhanh nhưng vẫn kiểm tra được nguồn gốc.</w:t>
+        <w:t xml:space="preserve">Là người đánh giá, tôi muốn nhận báo cáo tổng hợp để hiểu score và kiểm tra được nguồn gốc.</w:t>
       </w:r>
     </w:p>
     <w:p>
@@ -1815,7 +1815,7 @@
         </w:numPr>
       </w:pPr>
       <w:r>
-        <w:t xml:space="preserve">Là Risk Manager, tôi muốn biết model version và rule version để truy vết mọi quyết định.</w:t>
+        <w:t xml:space="preserve">Là Risk Manager, tôi muốn biết model version và feature importance để truy vết kết quả.</w:t>
       </w:r>
     </w:p>
     <w:p>
@@ -1823,7 +1823,7 @@
         <w:pStyle w:val="Heading2"/>
       </w:pPr>
       <w:r>
-        <w:t xml:space="preserve">2.6 Business rules ban đầu</w:t>
+        <w:t xml:space="preserve">2.6 Nguyên tắc xử lý ban đầu</w:t>
       </w:r>
     </w:p>
     <w:p>
@@ -1859,7 +1859,7 @@
         </w:numPr>
       </w:pPr>
       <w:r>
-        <w:t xml:space="preserve">Hạn mức và lãi suất phải nằm trong bảng policy được phê duyệt; LLM không tự tạo policy.</w:t>
+        <w:t xml:space="preserve">LLM chỉ diễn giải score và các đặc trưng đã được mô hình/XAI trả về; không tự tạo score hoặc feature.</w:t>
       </w:r>
     </w:p>
     <w:p>
@@ -1871,7 +1871,7 @@
         </w:numPr>
       </w:pPr>
       <w:r>
-        <w:t xml:space="preserve">Kết quả mô hình là công cụ hỗ trợ quyết định, không phải quyết định pháp lý duy nhất trong MVP.</w:t>
+        <w:t xml:space="preserve">Kết quả mô hình là công cụ hỗ trợ đánh giá, không phải quyết định pháp lý duy nhất trong MVP.</w:t>
       </w:r>
     </w:p>
     <w:p>
@@ -1928,7 +1928,7 @@
         </w:numPr>
       </w:pPr>
       <w:r>
-        <w:t xml:space="preserve">Agent gọi Query Tool để tổng hợp dữ liệu truyền thống và dữ liệu thay thế.</w:t>
+        <w:t xml:space="preserve">Bước 1 — Scoring: hệ thống chuẩn hóa dữ liệu thay thế và chạy mô hình để tạo credit score, PD và risk segment.</w:t>
       </w:r>
     </w:p>
     <w:p>
@@ -1940,7 +1940,7 @@
         </w:numPr>
       </w:pPr>
       <w:r>
-        <w:t xml:space="preserve">Classify Tool chuẩn hóa feature và gọi mô hình để tạo PD, credit score, risk segment.</w:t>
+        <w:t xml:space="preserve">Bước 2 — Explainability: SHAP/LIME tìm các đặc trưng quan trọng; LLM chuyển kết quả thành lời giải thích phi kỹ thuật.</w:t>
       </w:r>
     </w:p>
     <w:p>
@@ -1952,7 +1952,7 @@
         </w:numPr>
       </w:pPr>
       <w:r>
-        <w:t xml:space="preserve">Recommend Tool áp dụng Business Rule Engine để đề xuất duyệt/từ chối, hạn mức và lãi suất.</w:t>
+        <w:t xml:space="preserve">Hệ thống kết xuất báo cáo; kết quả confidence thấp được gắn cờ để người phụ trách xem lại.</w:t>
       </w:r>
     </w:p>
     <w:p>
@@ -1964,31 +1964,7 @@
         </w:numPr>
       </w:pPr>
       <w:r>
-        <w:t xml:space="preserve">Explain Tool dùng SHAP/LIME và RAG policy để tạo giải thích có căn cứ.</w:t>
-      </w:r>
-    </w:p>
-    <w:p>
-      <w:pPr>
-        <w:pStyle w:val="ListNumber"/>
-        <w:numPr>
-          <w:ilvl w:val="0"/>
-          <w:numId w:val="2"/>
-        </w:numPr>
-      </w:pPr>
-      <w:r>
-        <w:t xml:space="preserve">Hệ thống kết xuất báo cáo; hồ sơ confidence thấp hoặc vi phạm rule được chuyển manual review.</w:t>
-      </w:r>
-    </w:p>
-    <w:p>
-      <w:pPr>
-        <w:pStyle w:val="ListNumber"/>
-        <w:numPr>
-          <w:ilvl w:val="0"/>
-          <w:numId w:val="2"/>
-        </w:numPr>
-      </w:pPr>
-      <w:r>
-        <w:t xml:space="preserve">Underwriter xem xét, xác nhận quyết định và lưu audit log.</w:t>
+        <w:t xml:space="preserve">Người phụ trách kiểm tra báo cáo và lưu audit log.</w:t>
       </w:r>
     </w:p>
     <w:p>
@@ -2106,7 +2082,8 @@
               <w:spacing w:before="0" w:after="60"/>
             </w:pPr>
             <w:r>
-              <w:t xml:space="preserve">Query → Classify → Recommend → Explain</w:t>
+              <w:t xml:space="preserve">Bước 1: Alternative Data Scoring
+→ Bước 2: Feature Importance + LLM Explanation</w:t>
             </w:r>
           </w:p>
         </w:tc>
@@ -2122,9 +2099,8 @@
             <w:r>
               <w:t xml:space="preserve">Credit Score + PD
 Risk Segment
-Approve/Reject
-Hạn mức + Lãi suất
-Giải thích XAI</w:t>
+Top Features
+Giải thích XAI bằng ngôn ngữ tự nhiên</w:t>
             </w:r>
           </w:p>
         </w:tc>
@@ -2148,7 +2124,7 @@
           <w:b/>
           <w:color w:val="087E8B"/>
         </w:rPr>
-        <w:t xml:space="preserve">DRAFT → VALIDATING → COLLECTING_DATA → SCORING → APPLYING_RULES → EXPLAINING → MANUAL_REVIEW/COMPLETED/FAILED</w:t>
+        <w:t xml:space="preserve">DRAFT → VALIDATING → SCORING → FINDING_FEATURES → EXPLAINING → REVIEW/COMPLETED/FAILED</w:t>
       </w:r>
     </w:p>
     <w:p>
@@ -2180,7 +2156,7 @@
         </w:numPr>
       </w:pPr>
       <w:r>
-        <w:t xml:space="preserve">Agent layer: LangGraph quản lý state, thứ tự tool và nhánh manual review/failure.</w:t>
+        <w:t xml:space="preserve">Orchestration layer: LangGraph quản lý state của hai bước scoring và explainability, cùng nhánh lỗi/review.</w:t>
       </w:r>
     </w:p>
     <w:p>
@@ -2216,7 +2192,7 @@
         </w:numPr>
       </w:pPr>
       <w:r>
-        <w:t xml:space="preserve">Storage/Observability: lưu audit log, model metadata, rule version và tracing; không ghi secrets vào log.</w:t>
+        <w:t xml:space="preserve">Storage/Observability: lưu audit log, model metadata, feature importance và tracing; không ghi secrets vào log.</w:t>
       </w:r>
     </w:p>
     <w:p>
@@ -3368,7 +3344,7 @@
               <w:spacing w:before="0" w:after="60"/>
             </w:pPr>
             <w:r>
-              <w:t xml:space="preserve">✓ Validate → ✓ Query → ● Classify → ○ Recommend → ○ Explain</w:t>
+              <w:t xml:space="preserve">✓ Validate → ● Alternative Data Scoring → ○ Feature Importance → ○ LLM Explanation</w:t>
             </w:r>
           </w:p>
         </w:tc>
@@ -4204,7 +4180,7 @@
               <w:spacing w:before="0" w:after="60"/>
             </w:pPr>
             <w:r>
-              <w:t xml:space="preserve">Duyệt nhanh; giảm rủi ro; hỗ trợ thin-file</w:t>
+              <w:t xml:space="preserve">Chấm điểm từ dữ liệu thay thế; hỗ trợ thin-file</w:t>
             </w:r>
           </w:p>
         </w:tc>
@@ -4235,7 +4211,7 @@
               <w:spacing w:before="0" w:after="60"/>
             </w:pPr>
             <w:r>
-              <w:t xml:space="preserve">Automated Decision</w:t>
+              <w:t xml:space="preserve">Feature Importance + LLM Explanation</w:t>
             </w:r>
           </w:p>
         </w:tc>
@@ -4250,8 +4226,9 @@
               <w:spacing w:before="0" w:after="60"/>
             </w:pPr>
             <w:r>
-              <w:t xml:space="preserve">Business Rule Engine
-Dynamic Limit Logic</w:t>
+              <w:t xml:space="preserve">SHAP/LIME
+LLM Explanation
+Report Dashboard</w:t>
             </w:r>
           </w:p>
         </w:tc>
@@ -4266,7 +4243,7 @@
               <w:spacing w:before="0" w:after="60"/>
             </w:pPr>
             <w:r>
-              <w:t xml:space="preserve">3.5 MM</w:t>
+              <w:t xml:space="preserve">2.5 MM</w:t>
             </w:r>
           </w:p>
         </w:tc>
@@ -4281,7 +4258,7 @@
               <w:spacing w:before="0" w:after="60"/>
             </w:pPr>
             <w:r>
-              <w:t xml:space="preserve">Giảm chi phí; cá nhân hóa đề xuất</w:t>
+              <w:t xml:space="preserve">Minh bạch; chỉ ra yếu tố quan trọng; tạo niềm tin</w:t>
             </w:r>
           </w:p>
         </w:tc>
@@ -4296,80 +4273,7 @@
               <w:spacing w:before="0" w:after="60"/>
             </w:pPr>
             <w:r>
-              <w:t xml:space="preserve">STP Rate, conversion</w:t>
-            </w:r>
-          </w:p>
-        </w:tc>
-      </w:tr>
-      <w:tr>
-        <w:tc>
-          <w:tcPr>
-            <w:tcW w:w="1800" w:type="dxa"/>
-            <w:vAlign w:val="center"/>
-          </w:tcPr>
-          <w:p>
-            <w:pPr>
-              <w:spacing w:before="0" w:after="60"/>
-            </w:pPr>
-            <w:r>
-              <w:t xml:space="preserve">XAI Reports</w:t>
-            </w:r>
-          </w:p>
-        </w:tc>
-        <w:tc>
-          <w:tcPr>
-            <w:tcW w:w="2200" w:type="dxa"/>
-            <w:vAlign w:val="center"/>
-          </w:tcPr>
-          <w:p>
-            <w:pPr>
-              <w:spacing w:before="0" w:after="60"/>
-            </w:pPr>
-            <w:r>
-              <w:t xml:space="preserve">SHAP/LIME
-Report Dashboard</w:t>
-            </w:r>
-          </w:p>
-        </w:tc>
-        <w:tc>
-          <w:tcPr>
-            <w:tcW w:w="1000" w:type="dxa"/>
-            <w:vAlign w:val="center"/>
-          </w:tcPr>
-          <w:p>
-            <w:pPr>
-              <w:spacing w:before="0" w:after="60"/>
-            </w:pPr>
-            <w:r>
-              <w:t xml:space="preserve">2.5 MM</w:t>
-            </w:r>
-          </w:p>
-        </w:tc>
-        <w:tc>
-          <w:tcPr>
-            <w:tcW w:w="2300" w:type="dxa"/>
-            <w:vAlign w:val="center"/>
-          </w:tcPr>
-          <w:p>
-            <w:pPr>
-              <w:spacing w:before="0" w:after="60"/>
-            </w:pPr>
-            <w:r>
-              <w:t xml:space="preserve">Minh bạch; tuân thủ; tạo niềm tin</w:t>
-            </w:r>
-          </w:p>
-        </w:tc>
-        <w:tc>
-          <w:tcPr>
-            <w:tcW w:w="1300" w:type="dxa"/>
-            <w:vAlign w:val="center"/>
-          </w:tcPr>
-          <w:p>
-            <w:pPr>
-              <w:spacing w:before="0" w:after="60"/>
-            </w:pPr>
-            <w:r>
-              <w:t xml:space="preserve">Coverage, CSAT, complaints</w:t>
+              <w:t xml:space="preserve">Explanation coverage, faithfulness, CSAT</w:t>
             </w:r>
           </w:p>
         </w:tc>
@@ -4380,7 +4284,7 @@
         <w:rPr>
           <w:i/>
         </w:rPr>
-        <w:t xml:space="preserve">Tổng effort tham chiếu từ roadmap: 12 person-month (MM). Gate 1 dùng con số này để định hướng, cần hiệu chỉnh sau khi chốt dữ liệu, nhân sự và phạm vi MVP.</w:t>
+        <w:t xml:space="preserve">Tổng effort tham chiếu đã điều chỉnh theo phạm vi hai bước: 8.5 person-month (MM). Gate 1 dùng con số này để định hướng, cần hiệu chỉnh sau khi chốt dữ liệu, nhân sự và phạm vi MVP.</w:t>
       </w:r>
     </w:p>
     <w:p>
@@ -4507,7 +4411,7 @@
               <w:spacing w:before="0" w:after="60"/>
             </w:pPr>
             <w:r>
-              <w:t xml:space="preserve">Query + Classify, model evaluation, scoring API</w:t>
+              <w:t xml:space="preserve">Alternative-data preprocessing, model evaluation, scoring API</w:t>
             </w:r>
           </w:p>
         </w:tc>
@@ -4523,7 +4427,7 @@
               <w:spacing w:before="0" w:after="60"/>
             </w:pPr>
             <w:r>
-              <w:t xml:space="preserve">P2 — Decision</w:t>
+              <w:t xml:space="preserve">P2 — Explainability</w:t>
             </w:r>
           </w:p>
         </w:tc>
@@ -4537,7 +4441,7 @@
               <w:spacing w:before="0" w:after="60"/>
             </w:pPr>
             <w:r>
-              <w:t xml:space="preserve">Business rules, recommend tool, manual review branch</w:t>
+              <w:t xml:space="preserve">SHAP/LIME, feature importance validation, LLM explanation</w:t>
             </w:r>
           </w:p>
         </w:tc>
@@ -4554,7 +4458,7 @@
               <w:spacing w:before="0" w:after="60"/>
             </w:pPr>
             <w:r>
-              <w:t xml:space="preserve">P3 — Explain &amp; UI</w:t>
+              <w:t xml:space="preserve">P3 — Report UI</w:t>
             </w:r>
           </w:p>
         </w:tc>
@@ -4569,7 +4473,7 @@
               <w:spacing w:before="0" w:after="60"/>
             </w:pPr>
             <w:r>
-              <w:t xml:space="preserve">SHAP/LIME, policy RAG, report dashboard và audit view</w:t>
+              <w:t xml:space="preserve">Report dashboard, confidence flag và audit view</w:t>
             </w:r>
           </w:p>
         </w:tc>
@@ -4599,7 +4503,7 @@
               <w:spacing w:before="0" w:after="60"/>
             </w:pPr>
             <w:r>
-              <w:t xml:space="preserve">Security, fairness, observability, load/integration tests và demo evidence</w:t>
+              <w:t xml:space="preserve">Security, fairness, explanation faithfulness, observability, tests và demo evidence</w:t>
             </w:r>
           </w:p>
         </w:tc>
